--- a/docs/proposals/2026-03-23-sasa-ai-proposal-v3.docx
+++ b/docs/proposals/2026-03-23-sasa-ai-proposal-v3.docx
@@ -2,7 +2,7 @@
 <file path=word/document.xml><?xml version="1.0" encoding="utf-8"?>
 <w:document xmlns:w="http://schemas.openxmlformats.org/wordprocessingml/2006/main" xmlns:m="http://schemas.openxmlformats.org/officeDocument/2006/math" xmlns:r="http://schemas.openxmlformats.org/officeDocument/2006/relationships" xmlns:o="urn:schemas-microsoft-com:office:office" xmlns:v="urn:schemas-microsoft-com:vml" xmlns:w10="urn:schemas-microsoft-com:office:word" xmlns:a="http://schemas.openxmlformats.org/drawingml/2006/main" xmlns:pic="http://schemas.openxmlformats.org/drawingml/2006/picture" xmlns:wp="http://schemas.openxmlformats.org/drawingml/2006/wordprocessingDrawing">
   <w:body>
-    <w:bookmarkStart w:id="32" w:name="Xbcc2b5a52f8764163ad8eaec1d01b306addb7f4"/>
+    <w:bookmarkStart w:id="29" w:name="Xbcc2b5a52f8764163ad8eaec1d01b306addb7f4"/>
     <w:p>
       <w:pPr>
         <w:pStyle w:val="Heading1"/>
@@ -142,7 +142,7 @@
         <w:pStyle w:val="FirstParagraph"/>
       </w:pPr>
       <w:r>
-        <w:t xml:space="preserve">This proposal outlines a ten-session Applied AI Consulting and Development Programme to be delivered at SASA’s Mount Edgecombe facility. The engagement is structured as a professional services programme under the professional fees budget — not a training initiative. The focus throughout is on building, integrating, and deploying AI-driven tools and workflows directly into SASA’s existing systems and data environment.</w:t>
+        <w:t xml:space="preserve">This proposal outlines a six-session Applied AI Consulting and Development Programme to be delivered at SASA’s Mount Edgecombe facility. The engagement is structured as a professional services programme under the professional fees budget — not a training initiative. The focus throughout is on building, integrating, and deploying AI-driven tools and workflows directly into SASA’s existing systems and data environment.</w:t>
       </w:r>
     </w:p>
     <w:p>
@@ -158,7 +158,7 @@
         <w:pStyle w:val="BodyText"/>
       </w:pPr>
       <w:r>
-        <w:t xml:space="preserve">Each session is a co-development engagement: the consultant and the SASA team work together to design, build, and refine AI-powered tools that address real operational problems. The programme concludes with working integrations embedded in SASA’s infrastructure and a governance framework that sustains the capability independently.</w:t>
+        <w:t xml:space="preserve">Each session is a co-development engagement: the consultant and the SASA team work together to design, build, and refine AI-powered tools that address real operational problems. The programme concludes with a working local AI deployment, a data governance policy, and a 12-month integration roadmap that enables SASA to sustain and extend the capability independently.</w:t>
       </w:r>
     </w:p>
     <w:p>
@@ -183,7 +183,7 @@
         <w:pStyle w:val="FirstParagraph"/>
       </w:pPr>
       <w:r>
-        <w:t xml:space="preserve">This is not a theoretical programme. Every session works with SASA’s actual data and systems. The deliverables are not slide decks or certificates — they are working tools, tested integrations, documented workflows, and deployable automation pipelines.</w:t>
+        <w:t xml:space="preserve">This is not a theoretical programme. Every session works with SASA’s actual data and systems. The deliverables are not slide decks or certificates — they are working tools, tested integrations, documented workflows, and reusable automation templates.</w:t>
       </w:r>
     </w:p>
     <w:p>
@@ -201,7 +201,7 @@
         <w:t xml:space="preserve"> </w:t>
       </w:r>
       <w:r>
-        <w:t xml:space="preserve">- We build models together using company data, not constructed examples</w:t>
+        <w:t xml:space="preserve">- We build using company data, not constructed examples</w:t>
       </w:r>
       <w:r>
         <w:t xml:space="preserve"> </w:t>
@@ -213,19 +213,19 @@
         <w:t xml:space="preserve"> </w:t>
       </w:r>
       <w:r>
-        <w:t xml:space="preserve">- Advanced team members (where applicable) are leveraged as context contributors and peer demonstrators, not held back to match the group pace</w:t>
-      </w:r>
-      <w:r>
-        <w:t xml:space="preserve"> </w:t>
-      </w:r>
-      <w:r>
-        <w:t xml:space="preserve">- Sessions accommodate different capability levels simultaneously — some participants will be building, others will be directing and reviewing</w:t>
-      </w:r>
-      <w:r>
-        <w:t xml:space="preserve"> </w:t>
-      </w:r>
-      <w:r>
-        <w:t xml:space="preserve">- Every co-developed asset is stored in a shared SASA consulting log (SharePoint or equivalent) accessible to all participants including online attendees</w:t>
+        <w:t xml:space="preserve">- Advanced team members are leveraged as context contributors and peer demonstrators</w:t>
+      </w:r>
+      <w:r>
+        <w:t xml:space="preserve"> </w:t>
+      </w:r>
+      <w:r>
+        <w:t xml:space="preserve">- Sessions accommodate different capability levels simultaneously — some participants build, others direct and review</w:t>
+      </w:r>
+      <w:r>
+        <w:t xml:space="preserve"> </w:t>
+      </w:r>
+      <w:r>
+        <w:t xml:space="preserve">- Every co-developed asset is stored in a shared SASA consulting log (SharePoint) accessible to all participants</w:t>
       </w:r>
     </w:p>
     <w:p>
@@ -260,7 +260,7 @@
         <w:t xml:space="preserve"> </w:t>
       </w:r>
       <w:r>
-        <w:t xml:space="preserve">10 co-development sessions × 7 hours</w:t>
+        <w:t xml:space="preserve">6 co-development sessions × 7 hours</w:t>
       </w:r>
       <w:r>
         <w:t xml:space="preserve"> </w:t>
@@ -308,7 +308,7 @@
         <w:t xml:space="preserve"> </w:t>
       </w:r>
       <w:r>
-        <w:t xml:space="preserve">Approximately one session every two weeks, with flexibility based on team needs and progress</w:t>
+        <w:t xml:space="preserve">Approximately one session every two weeks</w:t>
       </w:r>
       <w:r>
         <w:t xml:space="preserve"> </w:t>
@@ -324,7 +324,7 @@
         <w:t xml:space="preserve"> </w:t>
       </w:r>
       <w:r>
-        <w:t xml:space="preserve">3.5 hours / lunch and breaks / 3.5 hours — structure within each block flexible based on the work in progress</w:t>
+        <w:t xml:space="preserve">3.5 hours / lunch and breaks / 3.5 hours</w:t>
       </w:r>
     </w:p>
     <w:p>
@@ -342,25 +342,25 @@
         <w:t xml:space="preserve"> </w:t>
       </w:r>
       <w:r>
-        <w:t xml:space="preserve">- Sessions can be paused mid-programme to consolidate or catch up where needed</w:t>
-      </w:r>
-      <w:r>
-        <w:t xml:space="preserve"> </w:t>
-      </w:r>
-      <w:r>
-        <w:t xml:space="preserve">- Different groups can be engaged at different depths simultaneously within the same session</w:t>
-      </w:r>
-      <w:r>
-        <w:t xml:space="preserve"> </w:t>
-      </w:r>
-      <w:r>
-        <w:t xml:space="preserve">- Online supervisors receive a 15-minute synthesis at the start of each session covering what was produced in the previous one</w:t>
-      </w:r>
-      <w:r>
-        <w:t xml:space="preserve"> </w:t>
-      </w:r>
-      <w:r>
-        <w:t xml:space="preserve">- All session outputs are stored in the shared consulting log for anyone who misses a session</w:t>
+        <w:t xml:space="preserve">- Sessions can be paused mid-programme to consolidate or catch up</w:t>
+      </w:r>
+      <w:r>
+        <w:t xml:space="preserve"> </w:t>
+      </w:r>
+      <w:r>
+        <w:t xml:space="preserve">- Different groups can be engaged at different depths simultaneously</w:t>
+      </w:r>
+      <w:r>
+        <w:t xml:space="preserve"> </w:t>
+      </w:r>
+      <w:r>
+        <w:t xml:space="preserve">- Online supervisors receive a 15-minute synthesis at the start of each session</w:t>
+      </w:r>
+      <w:r>
+        <w:t xml:space="preserve"> </w:t>
+      </w:r>
+      <w:r>
+        <w:t xml:space="preserve">- All outputs stored in the consulting log for anyone who misses a session</w:t>
       </w:r>
     </w:p>
     <w:p>
@@ -371,7 +371,7 @@
       </w:r>
     </w:p>
     <w:bookmarkEnd w:id="12"/>
-    <w:bookmarkStart w:id="23" w:name="session-descriptions"/>
+    <w:bookmarkStart w:id="19" w:name="session-descriptions"/>
     <w:p>
       <w:pPr>
         <w:pStyle w:val="Heading2"/>
@@ -380,13 +380,13 @@
         <w:t xml:space="preserve">Session Descriptions</w:t>
       </w:r>
     </w:p>
-    <w:bookmarkStart w:id="13" w:name="Xdeef3198d1293cdd38bba96373277d3a4b15d8e"/>
+    <w:bookmarkStart w:id="13" w:name="X0e89772894adae47c1024134f15207cb532dc55"/>
     <w:p>
       <w:pPr>
         <w:pStyle w:val="Heading3"/>
       </w:pPr>
       <w:r>
-        <w:t xml:space="preserve">Session 1 — Foundations Audit &amp; Strategic Framing</w:t>
+        <w:t xml:space="preserve">Session 1 — Foundations Audit &amp; Prompt Foundations</w:t>
       </w:r>
     </w:p>
     <w:p>
@@ -398,7 +398,7 @@
           <w:i/>
           <w:iCs/>
         </w:rPr>
-        <w:t xml:space="preserve">Establishing a shared baseline — mapping where AI creates real value for SASA</w:t>
+        <w:t xml:space="preserve">Establishing a shared baseline — and the prompt discipline that underpins the whole programme</w:t>
       </w:r>
     </w:p>
     <w:p>
@@ -406,7 +406,7 @@
         <w:pStyle w:val="BodyText"/>
       </w:pPr>
       <w:r>
-        <w:t xml:space="preserve">The first session is a structured audit and alignment exercise. Rather than covering theory, we map SASA’s current data landscape, establish the programme’s specific integration targets, and standardise tooling across the group.</w:t>
+        <w:t xml:space="preserve">The first session is a structured audit and alignment exercise. We map SASA’s current data landscape, establish the programme’s specific integration targets, standardise tooling, and build the shared prompt foundations the whole team will use from this point forward.</w:t>
       </w:r>
     </w:p>
     <w:p>
@@ -430,49 +430,65 @@
         <w:t xml:space="preserve"> </w:t>
       </w:r>
       <w:r>
-        <w:t xml:space="preserve">- Map SASA’s data landscape: identify which datasets (10-year records, LIMS exports, Autolab outputs, mill reports) are candidates for AI integration and where the highest operational friction currently exists</w:t>
-      </w:r>
-      <w:r>
-        <w:t xml:space="preserve"> </w:t>
-      </w:r>
-      <w:r>
-        <w:t xml:space="preserve">- Configure and standardise tooling: Claude Pro shared account, Microsoft Copilot licence review, browser and desktop setup for all participants</w:t>
-      </w:r>
-      <w:r>
-        <w:t xml:space="preserve"> </w:t>
-      </w:r>
-      <w:r>
-        <w:t xml:space="preserve">- Establish a shared prompt discipline using SASA’s own report language and terminology</w:t>
-      </w:r>
-      <w:r>
-        <w:t xml:space="preserve"> </w:t>
-      </w:r>
-      <w:r>
-        <w:t xml:space="preserve">- Define the programme’s capstone goal as a group — one or two agreed integration targets (e.g., LIMS exception flagging, automated report commentary) that every subsequent session builds toward</w:t>
-      </w:r>
-      <w:r>
-        <w:t xml:space="preserve"> </w:t>
-      </w:r>
-      <w:r>
-        <w:t xml:space="preserve">- Set up the shared consulting log where all session outputs are stored</w:t>
-      </w:r>
-    </w:p>
-    <w:p>
-      <w:pPr>
-        <w:pStyle w:val="BodyText"/>
-      </w:pPr>
+        <w:t xml:space="preserve">- Map SASA’s data landscape: R7106 records, LIMS exports, Autolab outputs, mill reports — identify where the highest operational friction currently exists</w:t>
+      </w:r>
+      <w:r>
+        <w:t xml:space="preserve"> </w:t>
+      </w:r>
+      <w:r>
+        <w:t xml:space="preserve">- Configure and standardise tooling: Claude Pro shared account, Microsoft Copilot licence review, setup for all participants</w:t>
+      </w:r>
+      <w:r>
+        <w:t xml:space="preserve"> </w:t>
+      </w:r>
+      <w:r>
+        <w:t xml:space="preserve">-</w:t>
+      </w:r>
+      <w:r>
+        <w:t xml:space="preserve"> </w:t>
+      </w:r>
       <w:r>
         <w:rPr>
           <w:b/>
           <w:bCs/>
         </w:rPr>
+        <w:t xml:space="preserve">Prompt Engineering Foundations:</w:t>
+      </w:r>
+      <w:r>
+        <w:t xml:space="preserve"> </w:t>
+      </w:r>
+      <w:r>
+        <w:t xml:space="preserve">prompt anatomy (role, context, task, format); Claude-specific techniques — XML tags, 200K context window, system prompts; prompt iteration workflow; common failure modes with real SASA examples</w:t>
+      </w:r>
+      <w:r>
+        <w:t xml:space="preserve"> </w:t>
+      </w:r>
+      <w:r>
+        <w:t xml:space="preserve">- Establish SASA’s shared prompt library in SharePoint — naming conventions, categories, validation discipline</w:t>
+      </w:r>
+      <w:r>
+        <w:t xml:space="preserve"> </w:t>
+      </w:r>
+      <w:r>
+        <w:t xml:space="preserve">- Define the programme’s capstone goals as a group</w:t>
+      </w:r>
+    </w:p>
+    <w:p>
+      <w:pPr>
+        <w:pStyle w:val="BodyText"/>
+      </w:pPr>
+      <w:r>
+        <w:rPr>
+          <w:b/>
+          <w:bCs/>
+        </w:rPr>
         <w:t xml:space="preserve">Session deliverable:</w:t>
       </w:r>
       <w:r>
         <w:t xml:space="preserve"> </w:t>
       </w:r>
       <w:r>
-        <w:t xml:space="preserve">SASA data and systems map + programme integration targets document</w:t>
+        <w:t xml:space="preserve">SASA data and systems map + integration targets document + seed prompt library (10–15 entries)</w:t>
       </w:r>
     </w:p>
     <w:p>
@@ -519,7 +535,7 @@
         <w:t xml:space="preserve"> </w:t>
       </w:r>
       <w:r>
-        <w:t xml:space="preserve">- Rebuild one real SASA Excel report using Claude as a live co-pilot: formula logic, data cleaning, conditional exception flagging — no manual formatting</w:t>
+        <w:t xml:space="preserve">- Rebuild one real SASA Excel report using Claude as a live co-pilot</w:t>
       </w:r>
       <w:r>
         <w:t xml:space="preserve"> </w:t>
@@ -531,37 +547,53 @@
         <w:t xml:space="preserve"> </w:t>
       </w:r>
       <w:r>
-        <w:t xml:space="preserve">- Build a reusable Claude prompt library for Excel tasks: summarisation, anomaly detection, trend commentary</w:t>
-      </w:r>
-      <w:r>
-        <w:t xml:space="preserve"> </w:t>
-      </w:r>
-      <w:r>
-        <w:t xml:space="preserve">- Apply Microsoft Copilot’s Excel integration to the same dataset and establish which tool fits which workflow</w:t>
-      </w:r>
-      <w:r>
-        <w:t xml:space="preserve"> </w:t>
-      </w:r>
-      <w:r>
-        <w:t xml:space="preserve">- Design an exception-flagging template for one reporting area (e.g., laboratory results outside control limits) that a supervisor can operate without technical support</w:t>
-      </w:r>
-    </w:p>
-    <w:p>
-      <w:pPr>
-        <w:pStyle w:val="BodyText"/>
-      </w:pPr>
+        <w:t xml:space="preserve">-</w:t>
+      </w:r>
+      <w:r>
+        <w:t xml:space="preserve"> </w:t>
+      </w:r>
       <w:r>
         <w:rPr>
           <w:b/>
           <w:bCs/>
         </w:rPr>
+        <w:t xml:space="preserve">Prompt reuse patterns:</w:t>
+      </w:r>
+      <w:r>
+        <w:t xml:space="preserve"> </w:t>
+      </w:r>
+      <w:r>
+        <w:t xml:space="preserve">parameterised prompt templates vs. fixed prompts; building an Excel prompt library (summarise, flag exceptions, extract trends, compare periods); prompt curation discipline — version what works, avoid drift across the team</w:t>
+      </w:r>
+      <w:r>
+        <w:t xml:space="preserve"> </w:t>
+      </w:r>
+      <w:r>
+        <w:t xml:space="preserve">- Apply Microsoft Copilot’s Excel integration to the same dataset and establish which tool fits which workflow</w:t>
+      </w:r>
+      <w:r>
+        <w:t xml:space="preserve"> </w:t>
+      </w:r>
+      <w:r>
+        <w:t xml:space="preserve">- Design an exception-flagging template for one reporting area that a supervisor can operate without technical support</w:t>
+      </w:r>
+    </w:p>
+    <w:p>
+      <w:pPr>
+        <w:pStyle w:val="BodyText"/>
+      </w:pPr>
+      <w:r>
+        <w:rPr>
+          <w:b/>
+          <w:bCs/>
+        </w:rPr>
         <w:t xml:space="preserve">Session deliverable:</w:t>
       </w:r>
       <w:r>
         <w:t xml:space="preserve"> </w:t>
       </w:r>
       <w:r>
-        <w:t xml:space="preserve">Rebuilt AI-augmented Excel report + exception-flagging template for one SASA reporting area</w:t>
+        <w:t xml:space="preserve">Rebuilt AI-augmented Excel report + exception-flagging template + Excel prompt library additions</w:t>
       </w:r>
     </w:p>
     <w:p>
@@ -572,13 +604,13 @@
       </w:r>
     </w:p>
     <w:bookmarkEnd w:id="14"/>
-    <w:bookmarkStart w:id="15" w:name="X063e02552adf6d7963f1edf9c881f86cb68105a"/>
+    <w:bookmarkStart w:id="15" w:name="X64c7b6b6d653dc0384d9d630bd04574711984e2"/>
     <w:p>
       <w:pPr>
         <w:pStyle w:val="Heading3"/>
       </w:pPr>
       <w:r>
-        <w:t xml:space="preserve">Session 3 — Working with Large Datasets &amp; RAG</w:t>
+        <w:t xml:space="preserve">Session 3 — Working with Large Datasets, RAG &amp; Context Management</w:t>
       </w:r>
     </w:p>
     <w:p>
@@ -590,7 +622,7 @@
           <w:i/>
           <w:iCs/>
         </w:rPr>
-        <w:t xml:space="preserve">Making 10 years of multi-centre SASA data queryable — without uploading everything to an AI</w:t>
+        <w:t xml:space="preserve">Making 10 years of multi-centre SASA data queryable and manageable</w:t>
       </w:r>
     </w:p>
     <w:p>
@@ -608,49 +640,65 @@
         <w:t xml:space="preserve"> </w:t>
       </w:r>
       <w:r>
-        <w:t xml:space="preserve">- Introduce Retrieval Augmented Generation (RAG): how AI can answer questions about large document and data collections without being given the entire dataset — the pattern that makes 10-year historical analysis practical</w:t>
-      </w:r>
-      <w:r>
-        <w:t xml:space="preserve"> </w:t>
-      </w:r>
-      <w:r>
-        <w:t xml:space="preserve">- Work directly with SASA’s multi-year, multi-centre datasets: slice, filter, and summarise using Claude with structured exports; surface where the current data structures create friction</w:t>
-      </w:r>
-      <w:r>
-        <w:t xml:space="preserve"> </w:t>
-      </w:r>
-      <w:r>
-        <w:t xml:space="preserve">- Build a simple document index so AI tools can be pointed at the right data subset rather than everything at once</w:t>
-      </w:r>
-      <w:r>
-        <w:t xml:space="preserve"> </w:t>
-      </w:r>
-      <w:r>
-        <w:t xml:space="preserve">- Introduce Python at a practical level: a 5-line script that reshapes or merges datasets that would take hours in Excel, written through AI assistance — no prior coding required</w:t>
-      </w:r>
-      <w:r>
-        <w:t xml:space="preserve"> </w:t>
-      </w:r>
-      <w:r>
-        <w:t xml:space="preserve">- Design a data-preparation checklist for SASA’s specific formats (LIMS exports, Autolab CSVs, mill reports) for consistent AI-ready data across the team</w:t>
-      </w:r>
-    </w:p>
-    <w:p>
-      <w:pPr>
-        <w:pStyle w:val="BodyText"/>
-      </w:pPr>
+        <w:t xml:space="preserve">- Introduce Retrieval Augmented Generation (RAG): how AI answers questions about large datasets without being given everything at once</w:t>
+      </w:r>
+      <w:r>
+        <w:t xml:space="preserve"> </w:t>
+      </w:r>
+      <w:r>
+        <w:t xml:space="preserve">- Work directly with SASA’s multi-year, multi-centre datasets; surface where current data structures create friction</w:t>
+      </w:r>
+      <w:r>
+        <w:t xml:space="preserve"> </w:t>
+      </w:r>
+      <w:r>
+        <w:t xml:space="preserve">-</w:t>
+      </w:r>
+      <w:r>
+        <w:t xml:space="preserve"> </w:t>
+      </w:r>
       <w:r>
         <w:rPr>
           <w:b/>
           <w:bCs/>
         </w:rPr>
+        <w:t xml:space="preserve">Context management and large dataset prompting:</w:t>
+      </w:r>
+      <w:r>
+        <w:t xml:space="preserve"> </w:t>
+      </w:r>
+      <w:r>
+        <w:t xml:space="preserve">context window limits in practice; when to paste vs. chunk vs. use RAG; chunking strategies for 10-year data; summarisation chains; prompting for synthesis vs. extraction; multi-document prompting across SASA sources</w:t>
+      </w:r>
+      <w:r>
+        <w:t xml:space="preserve"> </w:t>
+      </w:r>
+      <w:r>
+        <w:t xml:space="preserve">- Build a simple document index for targeted AI queries</w:t>
+      </w:r>
+      <w:r>
+        <w:t xml:space="preserve"> </w:t>
+      </w:r>
+      <w:r>
+        <w:t xml:space="preserve">- Design a data-preparation checklist for SASA’s specific formats</w:t>
+      </w:r>
+    </w:p>
+    <w:p>
+      <w:pPr>
+        <w:pStyle w:val="BodyText"/>
+      </w:pPr>
+      <w:r>
+        <w:rPr>
+          <w:b/>
+          <w:bCs/>
+        </w:rPr>
         <w:t xml:space="preserve">Session deliverable:</w:t>
       </w:r>
       <w:r>
         <w:t xml:space="preserve"> </w:t>
       </w:r>
       <w:r>
-        <w:t xml:space="preserve">SASA data-preparation checklist + working RAG demonstration against internal documents</w:t>
+        <w:t xml:space="preserve">SASA data-preparation checklist + working RAG demonstration + context management reference card</w:t>
       </w:r>
     </w:p>
     <w:p>
@@ -709,13 +757,13 @@
         <w:t xml:space="preserve"> </w:t>
       </w:r>
       <w:r>
-        <w:t xml:space="preserve">- Introduce Node.js alongside Python: when each is appropriate (Python for data transformation; Node.js for API and web-facing connectors to SharePoint and source systems)</w:t>
-      </w:r>
-      <w:r>
-        <w:t xml:space="preserve"> </w:t>
-      </w:r>
-      <w:r>
-        <w:t xml:space="preserve">- Each participant identifies one repetitive data task in their area that could be automated — these become the source material for Sessions 7 and 8</w:t>
+        <w:t xml:space="preserve">- Introduce Node.js alongside Python: when each is appropriate</w:t>
+      </w:r>
+      <w:r>
+        <w:t xml:space="preserve"> </w:t>
+      </w:r>
+      <w:r>
+        <w:t xml:space="preserve">- Each participant identifies one repetitive data task in their area that could be automated</w:t>
       </w:r>
     </w:p>
     <w:p>
@@ -798,31 +846,31 @@
         <w:t xml:space="preserve"> </w:t>
       </w:r>
       <w:r>
-        <w:t xml:space="preserve">- Audit the current reporting burden: quantify hours per week spent writing interpretive text around the same data — the ROI conversation</w:t>
-      </w:r>
-      <w:r>
-        <w:t xml:space="preserve"> </w:t>
-      </w:r>
-      <w:r>
-        <w:t xml:space="preserve">- Build a repeatable workflow: structured data → Claude prompt → draft narrative → human review and sign-off; applied to one actual SASA periodic report</w:t>
-      </w:r>
-      <w:r>
-        <w:t xml:space="preserve"> </w:t>
-      </w:r>
-      <w:r>
-        <w:t xml:space="preserve">- Use Microsoft Copilot’s PowerPoint integration to generate a presentation from a SASA data summary; refine live through prompt iteration</w:t>
-      </w:r>
-      <w:r>
-        <w:t xml:space="preserve"> </w:t>
-      </w:r>
-      <w:r>
-        <w:t xml:space="preserve">- Design a report commentary template encoding SASA’s house style, regulatory language, and exception-flagging conventions</w:t>
-      </w:r>
-      <w:r>
-        <w:t xml:space="preserve"> </w:t>
-      </w:r>
-      <w:r>
-        <w:t xml:space="preserve">- Produce one complete AI-assisted report draft from real data — something a director can review and approve in the same session</w:t>
+        <w:t xml:space="preserve">- Audit the current reporting burden: quantify hours per week spent writing interpretive text — the ROI conversation</w:t>
+      </w:r>
+      <w:r>
+        <w:t xml:space="preserve"> </w:t>
+      </w:r>
+      <w:r>
+        <w:t xml:space="preserve">- Build a repeatable workflow: structured data → Claude prompt → draft narrative → human review and sign-off</w:t>
+      </w:r>
+      <w:r>
+        <w:t xml:space="preserve"> </w:t>
+      </w:r>
+      <w:r>
+        <w:t xml:space="preserve">- Use Microsoft Copilot’s PowerPoint integration to generate a presentation from a SASA data summary</w:t>
+      </w:r>
+      <w:r>
+        <w:t xml:space="preserve"> </w:t>
+      </w:r>
+      <w:r>
+        <w:t xml:space="preserve">- Design a report commentary template encoding SASA’s house style, regulatory language, and exception conventions</w:t>
+      </w:r>
+      <w:r>
+        <w:t xml:space="preserve"> </w:t>
+      </w:r>
+      <w:r>
+        <w:t xml:space="preserve">- Produce one complete AI-assisted report draft from real data — reviewed and approved by a director in the same session</w:t>
       </w:r>
     </w:p>
     <w:p>
@@ -851,13 +899,13 @@
       </w:r>
     </w:p>
     <w:bookmarkEnd w:id="17"/>
-    <w:bookmarkStart w:id="18" w:name="Xb8a1ac2a5b48eee129a0155e8f98954826544a3"/>
+    <w:bookmarkStart w:id="18" w:name="X8f68caaf665ddb9aad613d18488303010179016"/>
     <w:p>
       <w:pPr>
         <w:pStyle w:val="Heading3"/>
       </w:pPr>
       <w:r>
-        <w:t xml:space="preserve">Session 6 — Running AI on SASA Infrastructure</w:t>
+        <w:t xml:space="preserve">Session 6 — Local AI Infrastructure, Governance &amp; Programme Roadmap</w:t>
       </w:r>
     </w:p>
     <w:p>
@@ -869,7 +917,7 @@
           <w:i/>
           <w:iCs/>
         </w:rPr>
-        <w:t xml:space="preserve">Deploying AI models inside SASA’s environment — no data leaves the building</w:t>
+        <w:t xml:space="preserve">Deploying AI inside SASA’s environment — and establishing how it is sustained</w:t>
       </w:r>
     </w:p>
     <w:p>
@@ -877,7 +925,7 @@
         <w:pStyle w:val="BodyText"/>
       </w:pPr>
       <w:r>
-        <w:t xml:space="preserve">This session is timed to follow the IT infrastructure meeting and incorporates its findings directly.</w:t>
+        <w:t xml:space="preserve">This session is timed to follow the IT infrastructure meeting. It covers both the technical deployment of a local AI model and the governance and roadmap work that closes the programme with a clear path forward.</w:t>
       </w:r>
     </w:p>
     <w:p>
@@ -889,37 +937,37 @@
           <w:b/>
           <w:bCs/>
         </w:rPr>
-        <w:t xml:space="preserve">What we do together:</w:t>
-      </w:r>
-      <w:r>
-        <w:t xml:space="preserve"> </w:t>
-      </w:r>
-      <w:r>
-        <w:t xml:space="preserve">- Open with findings from the IT meeting — map them against SASA’s data boundary decisions from Session 3</w:t>
-      </w:r>
-      <w:r>
-        <w:t xml:space="preserve"> </w:t>
-      </w:r>
-      <w:r>
-        <w:t xml:space="preserve">- Install and configure a local AI model on SASA’s server (or test machine) with IT present — so participants understand what they are commissioning</w:t>
-      </w:r>
-      <w:r>
-        <w:t xml:space="preserve"> </w:t>
-      </w:r>
-      <w:r>
-        <w:t xml:space="preserve">- Design SASA’s data governance framework: what goes to Claude Pro, what stays on-premise — documented as a one-page policy for director sign-off</w:t>
-      </w:r>
-      <w:r>
-        <w:t xml:space="preserve"> </w:t>
-      </w:r>
-      <w:r>
-        <w:t xml:space="preserve">- Build a local RAG demonstration: index a set of SASA internal documents (procedures, historical reports) and query them using the local model — no internet required</w:t>
-      </w:r>
-      <w:r>
-        <w:t xml:space="preserve"> </w:t>
-      </w:r>
-      <w:r>
-        <w:t xml:space="preserve">- Establish the hosting and maintenance model: who owns it, what the upgrade path is</w:t>
+        <w:t xml:space="preserve">Morning — Local AI Deployment:</w:t>
+      </w:r>
+      <w:r>
+        <w:t xml:space="preserve"> </w:t>
+      </w:r>
+      <w:r>
+        <w:t xml:space="preserve">- Open with findings from the IT meeting — map against SASA’s data boundary decisions from Session 3</w:t>
+      </w:r>
+      <w:r>
+        <w:t xml:space="preserve"> </w:t>
+      </w:r>
+      <w:r>
+        <w:t xml:space="preserve">- Install and configure a local AI model on SASA’s server with IT present</w:t>
+      </w:r>
+      <w:r>
+        <w:t xml:space="preserve"> </w:t>
+      </w:r>
+      <w:r>
+        <w:t xml:space="preserve">- Walk through Ollama server mode and Open WebUI browser access — no software required on individual machines</w:t>
+      </w:r>
+      <w:r>
+        <w:t xml:space="preserve"> </w:t>
+      </w:r>
+      <w:r>
+        <w:t xml:space="preserve">- Design SASA’s data governance framework: what goes to Claude Pro, what stays on-premise — one-page policy for director sign-off</w:t>
+      </w:r>
+      <w:r>
+        <w:t xml:space="preserve"> </w:t>
+      </w:r>
+      <w:r>
+        <w:t xml:space="preserve">- Build a local RAG demonstration: query internal SASA documents with no internet connection</w:t>
       </w:r>
     </w:p>
     <w:p>
@@ -931,13 +979,43 @@
           <w:b/>
           <w:bCs/>
         </w:rPr>
-        <w:t xml:space="preserve">Server minimum specification:</w:t>
-      </w:r>
-      <w:r>
-        <w:t xml:space="preserve"> </w:t>
-      </w:r>
-      <w:r>
-        <w:t xml:space="preserve">16 GB RAM, modern multi-core CPU, dedicated GPU with 4+ GB VRAM recommended, 50 GB storage, network-accessible</w:t>
+        <w:t xml:space="preserve">Afternoon — Governance &amp; Programme Roadmap:</w:t>
+      </w:r>
+      <w:r>
+        <w:t xml:space="preserve"> </w:t>
+      </w:r>
+      <w:r>
+        <w:t xml:space="preserve">- Review all six sessions against Session 1 targets — what was built, what remains</w:t>
+      </w:r>
+      <w:r>
+        <w:t xml:space="preserve"> </w:t>
+      </w:r>
+      <w:r>
+        <w:t xml:space="preserve">- Build SASA’s AI governance framework: acceptable use policy, data classification, prompt library ownership, model maintenance</w:t>
+      </w:r>
+      <w:r>
+        <w:t xml:space="preserve"> </w:t>
+      </w:r>
+      <w:r>
+        <w:t xml:space="preserve">- Design the ongoing operating model: who owns what, how new use cases are prioritised, how the consulting log stays current</w:t>
+      </w:r>
+      <w:r>
+        <w:t xml:space="preserve"> </w:t>
+      </w:r>
+      <w:r>
+        <w:t xml:space="preserve">- Address skills continuity: which roles need deepened capability, which need operational literacy</w:t>
+      </w:r>
+      <w:r>
+        <w:t xml:space="preserve"> </w:t>
+      </w:r>
+      <w:r>
+        <w:t xml:space="preserve">- 12-month roadmap: three to five integration targets, sequenced by value and complexity, with owners and effort</w:t>
+      </w:r>
+      <w:r>
+        <w:t xml:space="preserve"> </w:t>
+      </w:r>
+      <w:r>
+        <w:t xml:space="preserve">- Individual 90-day action plans — one concrete next step per participant</w:t>
       </w:r>
     </w:p>
     <w:p>
@@ -949,13 +1027,31 @@
           <w:b/>
           <w:bCs/>
         </w:rPr>
+        <w:t xml:space="preserve">Server minimum specification:</w:t>
+      </w:r>
+      <w:r>
+        <w:t xml:space="preserve"> </w:t>
+      </w:r>
+      <w:r>
+        <w:t xml:space="preserve">16 GB RAM, modern multi-core CPU, dedicated GPU with 4+ GB VRAM recommended, 50 GB storage, network-accessible</w:t>
+      </w:r>
+    </w:p>
+    <w:p>
+      <w:pPr>
+        <w:pStyle w:val="BodyText"/>
+      </w:pPr>
+      <w:r>
+        <w:rPr>
+          <w:b/>
+          <w:bCs/>
+        </w:rPr>
         <w:t xml:space="preserve">Session deliverable:</w:t>
       </w:r>
       <w:r>
         <w:t xml:space="preserve"> </w:t>
       </w:r>
       <w:r>
-        <w:t xml:space="preserve">Local AI server operational + data governance policy document</w:t>
+        <w:t xml:space="preserve">Local AI server operational + data governance policy + 12-month integration roadmap + individual 90-day action plans</w:t>
       </w:r>
     </w:p>
     <w:p>
@@ -966,370 +1062,8 @@
       </w:r>
     </w:p>
     <w:bookmarkEnd w:id="18"/>
-    <w:bookmarkStart w:id="19" w:name="session-7-lims-autolab-integration"/>
-    <w:p>
-      <w:pPr>
-        <w:pStyle w:val="Heading3"/>
-      </w:pPr>
-      <w:r>
-        <w:t xml:space="preserve">Session 7 — LIMS &amp; Autolab Integration</w:t>
-      </w:r>
-    </w:p>
-    <w:p>
-      <w:pPr>
-        <w:pStyle w:val="FirstParagraph"/>
-      </w:pPr>
-      <w:r>
-        <w:rPr>
-          <w:i/>
-          <w:iCs/>
-        </w:rPr>
-        <w:t xml:space="preserve">Connecting AI directly to SASA’s laboratory management systems</w:t>
-      </w:r>
-    </w:p>
-    <w:p>
-      <w:pPr>
-        <w:pStyle w:val="BodyText"/>
-      </w:pPr>
-      <w:r>
-        <w:rPr>
-          <w:b/>
-          <w:bCs/>
-        </w:rPr>
-        <w:t xml:space="preserve">What we do together:</w:t>
-      </w:r>
-      <w:r>
-        <w:t xml:space="preserve"> </w:t>
-      </w:r>
-      <w:r>
-        <w:t xml:space="preserve">- Map the current LIMS data flow end to end: data entry → review → exception detection → reporting — and identify where exceptions are caught late or missed entirely</w:t>
-      </w:r>
-      <w:r>
-        <w:t xml:space="preserve"> </w:t>
-      </w:r>
-      <w:r>
-        <w:t xml:space="preserve">- Build an AI-assisted exception detection layer: define business rules with laboratory managers, implement as a Python script or prompt chain that flags out-of-spec results automatically</w:t>
-      </w:r>
-      <w:r>
-        <w:t xml:space="preserve"> </w:t>
-      </w:r>
-      <w:r>
-        <w:t xml:space="preserve">- Design the notification architecture: when an exception is flagged, what happens — who is alerted, through what channel (email, Teams, SharePoint), what the alert contains</w:t>
-      </w:r>
-      <w:r>
-        <w:t xml:space="preserve"> </w:t>
-      </w:r>
-      <w:r>
-        <w:t xml:space="preserve">- Address Autolab integration: map where AI can intercept instrument data upstream of LIMS to catch calibration drift or anomalies before results are recorded</w:t>
-      </w:r>
-      <w:r>
-        <w:t xml:space="preserve"> </w:t>
-      </w:r>
-      <w:r>
-        <w:t xml:space="preserve">- Produce a written integration specification — a clear brief that IT can implement or commission — as the session deliverable</w:t>
-      </w:r>
-    </w:p>
-    <w:p>
-      <w:pPr>
-        <w:pStyle w:val="BodyText"/>
-      </w:pPr>
-      <w:r>
-        <w:rPr>
-          <w:b/>
-          <w:bCs/>
-        </w:rPr>
-        <w:t xml:space="preserve">Session deliverable:</w:t>
-      </w:r>
-      <w:r>
-        <w:t xml:space="preserve"> </w:t>
-      </w:r>
-      <w:r>
-        <w:t xml:space="preserve">LIMS exception detection workflow + Autolab integration specification</w:t>
-      </w:r>
-    </w:p>
-    <w:p>
-      <w:r>
-        <w:pict>
-          <v:rect style="width:0;height:1.5pt" o:hralign="center" o:hrstd="t" o:hr="t"/>
-        </w:pict>
-      </w:r>
-    </w:p>
     <w:bookmarkEnd w:id="19"/>
-    <w:bookmarkStart w:id="20" w:name="Xb592eadc4987769ab3cb8a6998a92cfc45153f4"/>
-    <w:p>
-      <w:pPr>
-        <w:pStyle w:val="Heading3"/>
-      </w:pPr>
-      <w:r>
-        <w:t xml:space="preserve">Session 8 — Agentic Workflows &amp; Automation Pipelines</w:t>
-      </w:r>
-    </w:p>
-    <w:p>
-      <w:pPr>
-        <w:pStyle w:val="FirstParagraph"/>
-      </w:pPr>
-      <w:r>
-        <w:rPr>
-          <w:i/>
-          <w:iCs/>
-        </w:rPr>
-        <w:t xml:space="preserve">Building AI processes that run without constant human instruction</w:t>
-      </w:r>
-    </w:p>
-    <w:p>
-      <w:pPr>
-        <w:pStyle w:val="BodyText"/>
-      </w:pPr>
-      <w:r>
-        <w:rPr>
-          <w:b/>
-          <w:bCs/>
-        </w:rPr>
-        <w:t xml:space="preserve">What we do together:</w:t>
-      </w:r>
-      <w:r>
-        <w:t xml:space="preserve"> </w:t>
-      </w:r>
-      <w:r>
-        <w:t xml:space="preserve">- Distinguish an agent from a prompt: a sequence of decisions, actions, and checks running on a schedule — using SASA’s LIMS exception workflow from Session 7 as the reference case</w:t>
-      </w:r>
-      <w:r>
-        <w:t xml:space="preserve"> </w:t>
-      </w:r>
-      <w:r>
-        <w:t xml:space="preserve">- Build a multi-step agentic workflow: data arrives → AI checks against rules → exception detected → draft alert generated → human reviews and acts</w:t>
-      </w:r>
-      <w:r>
-        <w:t xml:space="preserve"> </w:t>
-      </w:r>
-      <w:r>
-        <w:t xml:space="preserve">- Introduce tool use: how agents are given specific capabilities (read a file, send an email, query a system) without unrestricted access</w:t>
-      </w:r>
-      <w:r>
-        <w:t xml:space="preserve"> </w:t>
-      </w:r>
-      <w:r>
-        <w:t xml:space="preserve">- Design failure modes and override controls: how agentic workflows fail safely, escalate correctly, and maintain a clear audit trail — critical for a regulated environment</w:t>
-      </w:r>
-      <w:r>
-        <w:t xml:space="preserve"> </w:t>
-      </w:r>
-      <w:r>
-        <w:t xml:space="preserve">- Each participant maps one workflow in their area for conversion from manual review to agentic exception flagging — inputs for Session 9</w:t>
-      </w:r>
-    </w:p>
-    <w:p>
-      <w:pPr>
-        <w:pStyle w:val="BodyText"/>
-      </w:pPr>
-      <w:r>
-        <w:rPr>
-          <w:b/>
-          <w:bCs/>
-        </w:rPr>
-        <w:t xml:space="preserve">Session deliverable:</w:t>
-      </w:r>
-      <w:r>
-        <w:t xml:space="preserve"> </w:t>
-      </w:r>
-      <w:r>
-        <w:t xml:space="preserve">Working agentic exception-flagging workflow + automation pipeline map per team area</w:t>
-      </w:r>
-    </w:p>
-    <w:p>
-      <w:r>
-        <w:pict>
-          <v:rect style="width:0;height:1.5pt" o:hralign="center" o:hrstd="t" o:hr="t"/>
-        </w:pict>
-      </w:r>
-    </w:p>
-    <w:bookmarkEnd w:id="20"/>
-    <w:bookmarkStart w:id="21" w:name="X53ecf84041c587cea18be6ed400f26319a28980"/>
-    <w:p>
-      <w:pPr>
-        <w:pStyle w:val="Heading3"/>
-      </w:pPr>
-      <w:r>
-        <w:t xml:space="preserve">Session 9 — Source System Integration &amp; Production Deployment</w:t>
-      </w:r>
-    </w:p>
-    <w:p>
-      <w:pPr>
-        <w:pStyle w:val="FirstParagraph"/>
-      </w:pPr>
-      <w:r>
-        <w:rPr>
-          <w:i/>
-          <w:iCs/>
-        </w:rPr>
-        <w:t xml:space="preserve">Embedding AI at the point of data creation — not after the fact</w:t>
-      </w:r>
-    </w:p>
-    <w:p>
-      <w:pPr>
-        <w:pStyle w:val="BodyText"/>
-      </w:pPr>
-      <w:r>
-        <w:rPr>
-          <w:b/>
-          <w:bCs/>
-        </w:rPr>
-        <w:t xml:space="preserve">What we do together:</w:t>
-      </w:r>
-      <w:r>
-        <w:t xml:space="preserve"> </w:t>
-      </w:r>
-      <w:r>
-        <w:t xml:space="preserve">- Take two or three workflow maps from Session 8 and build functional integration prototypes: real data, real business rules, real output channels</w:t>
-      </w:r>
-      <w:r>
-        <w:t xml:space="preserve"> </w:t>
-      </w:r>
-      <w:r>
-        <w:t xml:space="preserve">- Build a lightweight API connector pattern (Node.js or Python, AI-generated) that allows SASA’s AI layer to query or receive data from source systems without manual export steps</w:t>
-      </w:r>
-      <w:r>
-        <w:t xml:space="preserve"> </w:t>
-      </w:r>
-      <w:r>
-        <w:t xml:space="preserve">- Address SharePoint’s role explicitly: where it works as a document and notification layer, and where a different integration pattern is needed</w:t>
-      </w:r>
-      <w:r>
-        <w:t xml:space="preserve"> </w:t>
-      </w:r>
-      <w:r>
-        <w:t xml:space="preserve">- Review the Autolab-to-LIMS chain with prototypes in hand — partial live implementation where possible</w:t>
-      </w:r>
-      <w:r>
-        <w:t xml:space="preserve"> </w:t>
-      </w:r>
-      <w:r>
-        <w:t xml:space="preserve">- Produce a technical architecture diagram (AI-assisted, reviewed by IT) showing SASA’s target state: which systems talk to which AI layer, what data moves where, what humans approve</w:t>
-      </w:r>
-    </w:p>
-    <w:p>
-      <w:pPr>
-        <w:pStyle w:val="BodyText"/>
-      </w:pPr>
-      <w:r>
-        <w:rPr>
-          <w:b/>
-          <w:bCs/>
-        </w:rPr>
-        <w:t xml:space="preserve">Session deliverable:</w:t>
-      </w:r>
-      <w:r>
-        <w:t xml:space="preserve"> </w:t>
-      </w:r>
-      <w:r>
-        <w:t xml:space="preserve">Working integration prototypes + SASA AI architecture diagram</w:t>
-      </w:r>
-    </w:p>
-    <w:p>
-      <w:r>
-        <w:pict>
-          <v:rect style="width:0;height:1.5pt" o:hralign="center" o:hrstd="t" o:hr="t"/>
-        </w:pict>
-      </w:r>
-    </w:p>
-    <w:bookmarkEnd w:id="21"/>
-    <w:bookmarkStart w:id="22" w:name="X026ce9314f847beaf25f97b16a3fe2831e8d331"/>
-    <w:p>
-      <w:pPr>
-        <w:pStyle w:val="Heading3"/>
-      </w:pPr>
-      <w:r>
-        <w:t xml:space="preserve">Session 10 — Capstone Review, Governance &amp; Roadmap</w:t>
-      </w:r>
-    </w:p>
-    <w:p>
-      <w:pPr>
-        <w:pStyle w:val="FirstParagraph"/>
-      </w:pPr>
-      <w:r>
-        <w:rPr>
-          <w:i/>
-          <w:iCs/>
-        </w:rPr>
-        <w:t xml:space="preserve">Consolidating what has been built — and establishing how it is sustained</w:t>
-      </w:r>
-    </w:p>
-    <w:p>
-      <w:pPr>
-        <w:pStyle w:val="BodyText"/>
-      </w:pPr>
-      <w:r>
-        <w:rPr>
-          <w:b/>
-          <w:bCs/>
-        </w:rPr>
-        <w:t xml:space="preserve">What we do together:</w:t>
-      </w:r>
-      <w:r>
-        <w:t xml:space="preserve"> </w:t>
-      </w:r>
-      <w:r>
-        <w:t xml:space="preserve">- Present all working integrations and automations across all ten sessions — directors in attendance to see cumulative return on investment</w:t>
-      </w:r>
-      <w:r>
-        <w:t xml:space="preserve"> </w:t>
-      </w:r>
-      <w:r>
-        <w:t xml:space="preserve">- Structured review against Session 1 targets: outcome versus ambition, what remains, sequencing of next steps</w:t>
-      </w:r>
-      <w:r>
-        <w:t xml:space="preserve"> </w:t>
-      </w:r>
-      <w:r>
-        <w:t xml:space="preserve">- Build SASA’s AI governance framework: acceptable use policy, data classification rules, prompt library ownership, model maintenance responsibilities</w:t>
-      </w:r>
-      <w:r>
-        <w:t xml:space="preserve"> </w:t>
-      </w:r>
-      <w:r>
-        <w:t xml:space="preserve">- Design the ongoing operating model: who maintains what, how new use cases are evaluated, how the shared consulting log and integration codebase stay current</w:t>
-      </w:r>
-      <w:r>
-        <w:t xml:space="preserve"> </w:t>
-      </w:r>
-      <w:r>
-        <w:t xml:space="preserve">- Address skills continuity: which roles need deepened capability, which need operational literacy, what an internal AI consulting function could look like within SASA</w:t>
-      </w:r>
-      <w:r>
-        <w:t xml:space="preserve"> </w:t>
-      </w:r>
-      <w:r>
-        <w:t xml:space="preserve">- Close with a 12-month roadmap: three to five integration targets, sequenced by value and complexity, with owners and effort estimates</w:t>
-      </w:r>
-    </w:p>
-    <w:p>
-      <w:pPr>
-        <w:pStyle w:val="BodyText"/>
-      </w:pPr>
-      <w:r>
-        <w:rPr>
-          <w:b/>
-          <w:bCs/>
-        </w:rPr>
-        <w:t xml:space="preserve">Session deliverable:</w:t>
-      </w:r>
-      <w:r>
-        <w:t xml:space="preserve"> </w:t>
-      </w:r>
-      <w:r>
-        <w:t xml:space="preserve">AI governance framework + 12-month integration roadmap</w:t>
-      </w:r>
-    </w:p>
-    <w:p>
-      <w:r>
-        <w:pict>
-          <v:rect style="width:0;height:1.5pt" o:hralign="center" o:hrstd="t" o:hr="t"/>
-        </w:pict>
-      </w:r>
-    </w:p>
-    <w:bookmarkEnd w:id="22"/>
-    <w:bookmarkEnd w:id="23"/>
-    <w:bookmarkStart w:id="24" w:name="what-sasa-receives"/>
+    <w:bookmarkStart w:id="20" w:name="what-sasa-receives"/>
     <w:p>
       <w:pPr>
         <w:pStyle w:val="Heading2"/>
@@ -1395,7 +1129,7 @@
               <w:pStyle w:val="Compact"/>
             </w:pPr>
             <w:r>
-              <w:t xml:space="preserve">SASA data &amp; systems map + programme integration targets</w:t>
+              <w:t xml:space="preserve">SASA data &amp; systems map + integration targets + seed prompt library</w:t>
             </w:r>
           </w:p>
         </w:tc>
@@ -1419,7 +1153,7 @@
               <w:pStyle w:val="Compact"/>
             </w:pPr>
             <w:r>
-              <w:t xml:space="preserve">AI-augmented Excel report + exception-flagging template</w:t>
+              <w:t xml:space="preserve">AI-augmented Excel report + exception-flagging template + Excel prompt library</w:t>
             </w:r>
           </w:p>
         </w:tc>
@@ -1443,7 +1177,7 @@
               <w:pStyle w:val="Compact"/>
             </w:pPr>
             <w:r>
-              <w:t xml:space="preserve">Data-preparation checklist + RAG demonstration against internal documents</w:t>
+              <w:t xml:space="preserve">Data-preparation checklist + RAG demonstration + context management reference card</w:t>
             </w:r>
           </w:p>
         </w:tc>
@@ -1515,103 +1249,7 @@
               <w:pStyle w:val="Compact"/>
             </w:pPr>
             <w:r>
-              <w:t xml:space="preserve">Local AI server operational + data governance policy</w:t>
-            </w:r>
-          </w:p>
-        </w:tc>
-      </w:tr>
-      <w:tr>
-        <w:tc>
-          <w:tcPr/>
-          <w:p>
-            <w:pPr>
-              <w:pStyle w:val="Compact"/>
-            </w:pPr>
-            <w:r>
-              <w:t xml:space="preserve">7</w:t>
-            </w:r>
-          </w:p>
-        </w:tc>
-        <w:tc>
-          <w:tcPr/>
-          <w:p>
-            <w:pPr>
-              <w:pStyle w:val="Compact"/>
-            </w:pPr>
-            <w:r>
-              <w:t xml:space="preserve">LIMS exception detection workflow + Autolab integration specification</w:t>
-            </w:r>
-          </w:p>
-        </w:tc>
-      </w:tr>
-      <w:tr>
-        <w:tc>
-          <w:tcPr/>
-          <w:p>
-            <w:pPr>
-              <w:pStyle w:val="Compact"/>
-            </w:pPr>
-            <w:r>
-              <w:t xml:space="preserve">8</w:t>
-            </w:r>
-          </w:p>
-        </w:tc>
-        <w:tc>
-          <w:tcPr/>
-          <w:p>
-            <w:pPr>
-              <w:pStyle w:val="Compact"/>
-            </w:pPr>
-            <w:r>
-              <w:t xml:space="preserve">Working agentic exception-flagging workflow + automation pipeline maps</w:t>
-            </w:r>
-          </w:p>
-        </w:tc>
-      </w:tr>
-      <w:tr>
-        <w:tc>
-          <w:tcPr/>
-          <w:p>
-            <w:pPr>
-              <w:pStyle w:val="Compact"/>
-            </w:pPr>
-            <w:r>
-              <w:t xml:space="preserve">9</w:t>
-            </w:r>
-          </w:p>
-        </w:tc>
-        <w:tc>
-          <w:tcPr/>
-          <w:p>
-            <w:pPr>
-              <w:pStyle w:val="Compact"/>
-            </w:pPr>
-            <w:r>
-              <w:t xml:space="preserve">Working integration prototypes + SASA AI architecture diagram</w:t>
-            </w:r>
-          </w:p>
-        </w:tc>
-      </w:tr>
-      <w:tr>
-        <w:tc>
-          <w:tcPr/>
-          <w:p>
-            <w:pPr>
-              <w:pStyle w:val="Compact"/>
-            </w:pPr>
-            <w:r>
-              <w:t xml:space="preserve">10</w:t>
-            </w:r>
-          </w:p>
-        </w:tc>
-        <w:tc>
-          <w:tcPr/>
-          <w:p>
-            <w:pPr>
-              <w:pStyle w:val="Compact"/>
-            </w:pPr>
-            <w:r>
-              <w:t xml:space="preserve">AI governance framework + 12-month integration roadmap</w:t>
+              <w:t xml:space="preserve">Local AI server + data governance policy + 12-month roadmap + 90-day action plans</w:t>
             </w:r>
           </w:p>
         </w:tc>
@@ -1632,50 +1270,163 @@
         </w:pict>
       </w:r>
     </w:p>
-    <w:bookmarkEnd w:id="24"/>
-    <w:bookmarkStart w:id="28" w:name="technical-requirements"/>
+    <w:bookmarkEnd w:id="20"/>
+    <w:bookmarkStart w:id="21" w:name="extending-the-programme"/>
     <w:p>
       <w:pPr>
         <w:pStyle w:val="Heading2"/>
       </w:pPr>
       <w:r>
-        <w:t xml:space="preserve">Technical Requirements</w:t>
-      </w:r>
-    </w:p>
-    <w:bookmarkStart w:id="25" w:name="ai-licensing"/>
-    <w:p>
-      <w:pPr>
-        <w:pStyle w:val="Heading3"/>
-      </w:pPr>
-      <w:r>
-        <w:t xml:space="preserve">AI Licensing</w:t>
+        <w:t xml:space="preserve">Extending the Programme</w:t>
       </w:r>
     </w:p>
     <w:p>
       <w:pPr>
         <w:pStyle w:val="FirstParagraph"/>
+      </w:pPr>
+      <w:r>
+        <w:t xml:space="preserve">Sessions 7–10 are available as a follow-on engagement at the same rate (R3,500 per session), covering:</w:t>
+      </w:r>
+    </w:p>
+    <w:p>
+      <w:pPr>
+        <w:pStyle w:val="Compact"/>
+        <w:numPr>
+          <w:ilvl w:val="0"/>
+          <w:numId w:val="1001"/>
+        </w:numPr>
       </w:pPr>
       <w:r>
         <w:rPr>
           <w:b/>
           <w:bCs/>
         </w:rPr>
-        <w:t xml:space="preserve">Recommended: Claude Pro shared account</w:t>
-      </w:r>
-      <w:r>
-        <w:t xml:space="preserve"> </w:t>
-      </w:r>
-      <w:r>
-        <w:t xml:space="preserve">Approximately</w:t>
-      </w:r>
-      <w:r>
-        <w:t xml:space="preserve"> </w:t>
-      </w:r>
+        <w:t xml:space="preserve">Session 7:</w:t>
+      </w:r>
+      <w:r>
+        <w:t xml:space="preserve"> </w:t>
+      </w:r>
+      <w:r>
+        <w:t xml:space="preserve">LIMS &amp; Autolab integration — AI-assisted exception detection, notification architecture</w:t>
+      </w:r>
+    </w:p>
+    <w:p>
+      <w:pPr>
+        <w:pStyle w:val="Compact"/>
+        <w:numPr>
+          <w:ilvl w:val="0"/>
+          <w:numId w:val="1001"/>
+        </w:numPr>
+      </w:pPr>
       <w:r>
         <w:rPr>
           <w:b/>
           <w:bCs/>
         </w:rPr>
+        <w:t xml:space="preserve">Session 8:</w:t>
+      </w:r>
+      <w:r>
+        <w:t xml:space="preserve"> </w:t>
+      </w:r>
+      <w:r>
+        <w:t xml:space="preserve">Agentic workflows &amp; automation pipelines — multi-step AI processes using n8n</w:t>
+      </w:r>
+    </w:p>
+    <w:p>
+      <w:pPr>
+        <w:pStyle w:val="Compact"/>
+        <w:numPr>
+          <w:ilvl w:val="0"/>
+          <w:numId w:val="1001"/>
+        </w:numPr>
+      </w:pPr>
+      <w:r>
+        <w:rPr>
+          <w:b/>
+          <w:bCs/>
+        </w:rPr>
+        <w:t xml:space="preserve">Session 9:</w:t>
+      </w:r>
+      <w:r>
+        <w:t xml:space="preserve"> </w:t>
+      </w:r>
+      <w:r>
+        <w:t xml:space="preserve">Source system integration &amp; production deployment — API connectors, live implementation</w:t>
+      </w:r>
+    </w:p>
+    <w:p>
+      <w:pPr>
+        <w:pStyle w:val="Compact"/>
+        <w:numPr>
+          <w:ilvl w:val="0"/>
+          <w:numId w:val="1001"/>
+        </w:numPr>
+      </w:pPr>
+      <w:r>
+        <w:rPr>
+          <w:b/>
+          <w:bCs/>
+        </w:rPr>
+        <w:t xml:space="preserve">Session 10:</w:t>
+      </w:r>
+      <w:r>
+        <w:t xml:space="preserve"> </w:t>
+      </w:r>
+      <w:r>
+        <w:t xml:space="preserve">Capstone review, advanced governance &amp; extended roadmap</w:t>
+      </w:r>
+    </w:p>
+    <w:p>
+      <w:r>
+        <w:pict>
+          <v:rect style="width:0;height:1.5pt" o:hralign="center" o:hrstd="t" o:hr="t"/>
+        </w:pict>
+      </w:r>
+    </w:p>
+    <w:bookmarkEnd w:id="21"/>
+    <w:bookmarkStart w:id="25" w:name="technical-requirements"/>
+    <w:p>
+      <w:pPr>
+        <w:pStyle w:val="Heading2"/>
+      </w:pPr>
+      <w:r>
+        <w:t xml:space="preserve">Technical Requirements</w:t>
+      </w:r>
+    </w:p>
+    <w:bookmarkStart w:id="22" w:name="ai-licensing"/>
+    <w:p>
+      <w:pPr>
+        <w:pStyle w:val="Heading3"/>
+      </w:pPr>
+      <w:r>
+        <w:t xml:space="preserve">AI Licensing</w:t>
+      </w:r>
+    </w:p>
+    <w:p>
+      <w:pPr>
+        <w:pStyle w:val="FirstParagraph"/>
+      </w:pPr>
+      <w:r>
+        <w:rPr>
+          <w:b/>
+          <w:bCs/>
+        </w:rPr>
+        <w:t xml:space="preserve">Recommended: Claude Pro shared account</w:t>
+      </w:r>
+      <w:r>
+        <w:t xml:space="preserve"> </w:t>
+      </w:r>
+      <w:r>
+        <w:t xml:space="preserve">Approximately</w:t>
+      </w:r>
+      <w:r>
+        <w:t xml:space="preserve"> </w:t>
+      </w:r>
+      <w:r>
+        <w:rPr>
+          <w:b/>
+          <w:bCs/>
+        </w:rPr>
         <w:t xml:space="preserve">$100/month (approximately R1,700)</w:t>
       </w:r>
       <w:r>
@@ -1690,31 +1441,7 @@
         <w:pStyle w:val="BodyText"/>
       </w:pPr>
       <w:r>
-        <w:t xml:space="preserve">This provides:</w:t>
-      </w:r>
-      <w:r>
-        <w:t xml:space="preserve"> </w:t>
-      </w:r>
-      <w:r>
-        <w:t xml:space="preserve">- Access to Claude’s most capable models</w:t>
-      </w:r>
-      <w:r>
-        <w:t xml:space="preserve"> </w:t>
-      </w:r>
-      <w:r>
-        <w:t xml:space="preserve">- Extended context for large document and dataset analysis</w:t>
-      </w:r>
-      <w:r>
-        <w:t xml:space="preserve"> </w:t>
-      </w:r>
-      <w:r>
-        <w:t xml:space="preserve">- Full Excel and PowerPoint integration capabilities (used from Session 2)</w:t>
-      </w:r>
-      <w:r>
-        <w:t xml:space="preserve"> </w:t>
-      </w:r>
-      <w:r>
-        <w:t xml:space="preserve">- Sufficient usage for a team of 15 in regular use</w:t>
+        <w:t xml:space="preserve">Provides access to Claude’s most capable models, extended context for large document and dataset analysis, and full Excel and PowerPoint integration capabilities.</w:t>
       </w:r>
     </w:p>
     <w:p>
@@ -1722,7 +1449,7 @@
         <w:pStyle w:val="BodyText"/>
       </w:pPr>
       <w:r>
-        <w:t xml:space="preserve">SASA already holds Microsoft Copilot licences — these are used in Sessions 2 and 5 in combination with Claude.</w:t>
+        <w:t xml:space="preserve">SASA already holds Microsoft Copilot licences — used in Sessions 2 and 5 in combination with Claude.</w:t>
       </w:r>
     </w:p>
     <w:p>
@@ -1737,22 +1464,14 @@
         <w:t xml:space="preserve">Claude licensing details will be provided separately ahead of the IT meeting.</w:t>
       </w:r>
     </w:p>
-    <w:bookmarkEnd w:id="25"/>
-    <w:bookmarkStart w:id="26" w:name="software-requirements"/>
+    <w:bookmarkEnd w:id="22"/>
+    <w:bookmarkStart w:id="23" w:name="software-requirements"/>
     <w:p>
       <w:pPr>
         <w:pStyle w:val="Heading3"/>
       </w:pPr>
       <w:r>
         <w:t xml:space="preserve">Software Requirements</w:t>
-      </w:r>
-    </w:p>
-    <w:p>
-      <w:pPr>
-        <w:pStyle w:val="FirstParagraph"/>
-      </w:pPr>
-      <w:r>
-        <w:t xml:space="preserve">The following must be installed on attendee machines before the sessions indicated:</w:t>
       </w:r>
     </w:p>
     <w:tbl>
@@ -1909,50 +1628,15 @@
           </w:p>
         </w:tc>
       </w:tr>
-      <w:tr>
-        <w:tc>
-          <w:tcPr/>
-          <w:p>
-            <w:pPr>
-              <w:pStyle w:val="Compact"/>
-            </w:pPr>
-            <w:r>
-              <w:t xml:space="preserve">Git (basic)</w:t>
-            </w:r>
-          </w:p>
-        </w:tc>
-        <w:tc>
-          <w:tcPr/>
-          <w:p>
-            <w:pPr>
-              <w:pStyle w:val="Compact"/>
-            </w:pPr>
-            <w:r>
-              <w:t xml:space="preserve">Session 4</w:t>
-            </w:r>
-          </w:p>
-        </w:tc>
-        <w:tc>
-          <w:tcPr/>
-          <w:p>
-            <w:pPr>
-              <w:pStyle w:val="Compact"/>
-            </w:pPr>
-            <w:r>
-              <w:t xml:space="preserve">For managing co-developed scripts</w:t>
-            </w:r>
-          </w:p>
-        </w:tc>
-      </w:tr>
     </w:tbl>
-    <w:bookmarkEnd w:id="26"/>
-    <w:bookmarkStart w:id="27" w:name="local-ai-server-for-session-6-onwards"/>
+    <w:bookmarkEnd w:id="23"/>
+    <w:bookmarkStart w:id="24" w:name="local-ai-server-for-session-6"/>
     <w:p>
       <w:pPr>
         <w:pStyle w:val="Heading3"/>
       </w:pPr>
       <w:r>
-        <w:t xml:space="preserve">Local AI Server (for Session 6 onwards)</w:t>
+        <w:t xml:space="preserve">Local AI Server (for Session 6)</w:t>
       </w:r>
     </w:p>
     <w:p>
@@ -1960,7 +1644,7 @@
         <w:pStyle w:val="FirstParagraph"/>
       </w:pPr>
       <w:r>
-        <w:t xml:space="preserve">One machine on SASA’s network dedicated to running AI models. All team members access it via browser — no AI software required on individual machines.</w:t>
+        <w:t xml:space="preserve">One machine on SASA’s network running AI models. All team members access via browser — no AI software on individual machines.</w:t>
       </w:r>
     </w:p>
     <w:tbl>
@@ -2231,23 +1915,15 @@
         </w:pict>
       </w:r>
     </w:p>
-    <w:bookmarkEnd w:id="27"/>
-    <w:bookmarkEnd w:id="28"/>
-    <w:bookmarkStart w:id="29" w:name="suggested-schedule"/>
+    <w:bookmarkEnd w:id="24"/>
+    <w:bookmarkEnd w:id="25"/>
+    <w:bookmarkStart w:id="26" w:name="suggested-schedule"/>
     <w:p>
       <w:pPr>
         <w:pStyle w:val="Heading2"/>
       </w:pPr>
       <w:r>
         <w:t xml:space="preserve">Suggested Schedule</w:t>
-      </w:r>
-    </w:p>
-    <w:p>
-      <w:pPr>
-        <w:pStyle w:val="FirstParagraph"/>
-      </w:pPr>
-      <w:r>
-        <w:t xml:space="preserve">Sessions are held approximately every two weeks. The full programme completes in approximately five months. Timing is flexible based on team availability and pace.</w:t>
       </w:r>
     </w:p>
     <w:tbl>
@@ -2431,102 +2107,6 @@
           </w:p>
         </w:tc>
       </w:tr>
-      <w:tr>
-        <w:tc>
-          <w:tcPr/>
-          <w:p>
-            <w:pPr>
-              <w:pStyle w:val="Compact"/>
-            </w:pPr>
-            <w:r>
-              <w:t xml:space="preserve">Session 7</w:t>
-            </w:r>
-          </w:p>
-        </w:tc>
-        <w:tc>
-          <w:tcPr/>
-          <w:p>
-            <w:pPr>
-              <w:pStyle w:val="Compact"/>
-            </w:pPr>
-            <w:r>
-              <w:t xml:space="preserve">Week 13</w:t>
-            </w:r>
-          </w:p>
-        </w:tc>
-      </w:tr>
-      <w:tr>
-        <w:tc>
-          <w:tcPr/>
-          <w:p>
-            <w:pPr>
-              <w:pStyle w:val="Compact"/>
-            </w:pPr>
-            <w:r>
-              <w:t xml:space="preserve">Session 8</w:t>
-            </w:r>
-          </w:p>
-        </w:tc>
-        <w:tc>
-          <w:tcPr/>
-          <w:p>
-            <w:pPr>
-              <w:pStyle w:val="Compact"/>
-            </w:pPr>
-            <w:r>
-              <w:t xml:space="preserve">Week 15</w:t>
-            </w:r>
-          </w:p>
-        </w:tc>
-      </w:tr>
-      <w:tr>
-        <w:tc>
-          <w:tcPr/>
-          <w:p>
-            <w:pPr>
-              <w:pStyle w:val="Compact"/>
-            </w:pPr>
-            <w:r>
-              <w:t xml:space="preserve">Session 9</w:t>
-            </w:r>
-          </w:p>
-        </w:tc>
-        <w:tc>
-          <w:tcPr/>
-          <w:p>
-            <w:pPr>
-              <w:pStyle w:val="Compact"/>
-            </w:pPr>
-            <w:r>
-              <w:t xml:space="preserve">Week 17</w:t>
-            </w:r>
-          </w:p>
-        </w:tc>
-      </w:tr>
-      <w:tr>
-        <w:tc>
-          <w:tcPr/>
-          <w:p>
-            <w:pPr>
-              <w:pStyle w:val="Compact"/>
-            </w:pPr>
-            <w:r>
-              <w:t xml:space="preserve">Session 10</w:t>
-            </w:r>
-          </w:p>
-        </w:tc>
-        <w:tc>
-          <w:tcPr/>
-          <w:p>
-            <w:pPr>
-              <w:pStyle w:val="Compact"/>
-            </w:pPr>
-            <w:r>
-              <w:t xml:space="preserve">Week 19</w:t>
-            </w:r>
-          </w:p>
-        </w:tc>
-      </w:tr>
     </w:tbl>
     <w:p>
       <w:r>
@@ -2535,8 +2115,8 @@
         </w:pict>
       </w:r>
     </w:p>
-    <w:bookmarkEnd w:id="29"/>
-    <w:bookmarkStart w:id="30" w:name="investment"/>
+    <w:bookmarkEnd w:id="26"/>
+    <w:bookmarkStart w:id="27" w:name="investment"/>
     <w:p>
       <w:pPr>
         <w:pStyle w:val="Heading2"/>
@@ -2626,7 +2206,7 @@
               <w:pStyle w:val="Compact"/>
             </w:pPr>
             <w:r>
-              <w:t xml:space="preserve">10 sessions × 7 hours</w:t>
+              <w:t xml:space="preserve">6 sessions × 7 hours</w:t>
             </w:r>
           </w:p>
         </w:tc>
@@ -2648,7 +2228,7 @@
               <w:pStyle w:val="Compact"/>
             </w:pPr>
             <w:r>
-              <w:t xml:space="preserve">R35,000</w:t>
+              <w:t xml:space="preserve">R21,000</w:t>
             </w:r>
           </w:p>
         </w:tc>
@@ -2663,7 +2243,7 @@
           <w:i/>
           <w:iCs/>
         </w:rPr>
-        <w:t xml:space="preserve">All fees exclude VAT. Travel, accommodation and expenses billed separately where applicable.</w:t>
+        <w:t xml:space="preserve">All fees exclude VAT. VAT at 15% = R3,150. Total including VAT: R24,150.</w:t>
       </w:r>
       <w:r>
         <w:t xml:space="preserve"> </w:t>
@@ -2683,7 +2263,7 @@
           <w:i/>
           <w:iCs/>
         </w:rPr>
-        <w:t xml:space="preserve">If the full programme is not approved, a reduced engagement of 8 sessions (R28,000) is available, covering Sessions 1–8.</w:t>
+        <w:t xml:space="preserve">Travel, accommodation and expenses billed separately where applicable.</w:t>
       </w:r>
       <w:r>
         <w:t xml:space="preserve"> </w:t>
@@ -2694,6 +2274,16 @@
           <w:iCs/>
         </w:rPr>
         <w:t xml:space="preserve">Cancellation or rescheduling requires a minimum of 5 business days’ notice.</w:t>
+      </w:r>
+      <w:r>
+        <w:t xml:space="preserve"> </w:t>
+      </w:r>
+      <w:r>
+        <w:rPr>
+          <w:i/>
+          <w:iCs/>
+        </w:rPr>
+        <w:t xml:space="preserve">Sessions 7–10 available as a follow-on engagement at R3,500 per session.</w:t>
       </w:r>
     </w:p>
     <w:p>
@@ -2715,22 +2305,14 @@
         </w:pict>
       </w:r>
     </w:p>
-    <w:bookmarkEnd w:id="30"/>
-    <w:bookmarkStart w:id="31" w:name="appendix-ai-terminology-reference"/>
+    <w:bookmarkEnd w:id="27"/>
+    <w:bookmarkStart w:id="28" w:name="appendix-ai-terminology-reference"/>
     <w:p>
       <w:pPr>
         <w:pStyle w:val="Heading2"/>
       </w:pPr>
       <w:r>
         <w:t xml:space="preserve">Appendix — AI Terminology Reference</w:t>
-      </w:r>
-    </w:p>
-    <w:p>
-      <w:pPr>
-        <w:pStyle w:val="FirstParagraph"/>
-      </w:pPr>
-      <w:r>
-        <w:t xml:space="preserve">A plain-language glossary of terms used throughout this programme. Intended to keep all participants — regardless of technical background — oriented in sessions.</w:t>
       </w:r>
     </w:p>
     <w:tbl>
@@ -2794,7 +2376,7 @@
               <w:pStyle w:val="Compact"/>
             </w:pPr>
             <w:r>
-              <w:t xml:space="preserve">Software that can understand language, analyse data, and generate text, code, or outputs — without being programmed with explicit rules for every situation</w:t>
+              <w:t xml:space="preserve">Software that understands language, analyses data, and generates text or code — without being programmed with explicit rules for every situation</w:t>
             </w:r>
           </w:p>
         </w:tc>
@@ -2822,7 +2404,7 @@
               <w:pStyle w:val="Compact"/>
             </w:pPr>
             <w:r>
-              <w:t xml:space="preserve">The type of AI that powers Claude, ChatGPT, and Copilot — trained on large volumes of text to understand and generate language</w:t>
+              <w:t xml:space="preserve">The type of AI powering Claude, ChatGPT, and Copilot — trained on large volumes of text to understand and generate language</w:t>
             </w:r>
           </w:p>
         </w:tc>
@@ -2878,7 +2460,7 @@
               <w:pStyle w:val="Compact"/>
             </w:pPr>
             <w:r>
-              <w:t xml:space="preserve">A paid subscription tier of Claude (~$100/month) giving access to the most capable models and higher usage limits</w:t>
+              <w:t xml:space="preserve">A paid subscription tier (~$100/month) giving access to the most capable models and higher usage limits</w:t>
             </w:r>
           </w:p>
         </w:tc>
@@ -2906,7 +2488,7 @@
               <w:pStyle w:val="Compact"/>
             </w:pPr>
             <w:r>
-              <w:t xml:space="preserve">The instruction or question you give to an AI. How you phrase a prompt significantly affects the quality of the response</w:t>
+              <w:t xml:space="preserve">The instruction or question you give to an AI. How you phrase it significantly affects the quality of the response</w:t>
             </w:r>
           </w:p>
         </w:tc>
@@ -2974,7 +2556,7 @@
               <w:t xml:space="preserve"> </w:t>
             </w:r>
             <w:r>
-              <w:t xml:space="preserve">at once. Larger context windows allow it to work with longer documents and more data in a single conversation</w:t>
+              <w:t xml:space="preserve">at once. Claude supports up to 200,000 tokens — enough for very large documents and datasets</w:t>
             </w:r>
           </w:p>
         </w:tc>
@@ -3002,7 +2584,7 @@
               <w:pStyle w:val="Compact"/>
             </w:pPr>
             <w:r>
-              <w:t xml:space="preserve">A technique where an AI retrieves relevant information from a document store or database before generating a response — enabling it to answer questions about large or private datasets without having been trained on them</w:t>
+              <w:t xml:space="preserve">A technique where AI retrieves relevant information from a document store before generating a response — enabling answers about large or private datasets</w:t>
             </w:r>
           </w:p>
         </w:tc>
@@ -3030,7 +2612,7 @@
               <w:pStyle w:val="Compact"/>
             </w:pPr>
             <w:r>
-              <w:t xml:space="preserve">The unit an AI processes — roughly one word or part of a word. Pricing and context limits are typically measured in tokens</w:t>
+              <w:t xml:space="preserve">The unit an AI processes — roughly one word or part of a word. Pricing and context limits are measured in tokens</w:t>
             </w:r>
           </w:p>
         </w:tc>
@@ -3058,7 +2640,7 @@
               <w:pStyle w:val="Compact"/>
             </w:pPr>
             <w:r>
-              <w:t xml:space="preserve">Microsoft’s AI integration built into Microsoft 365 products (Word, Excel, PowerPoint, Outlook). SASA already holds licences</w:t>
+              <w:t xml:space="preserve">Microsoft’s AI integration built into Microsoft 365 (Word, Excel, PowerPoint, Outlook). SASA already holds licences</w:t>
             </w:r>
           </w:p>
         </w:tc>
@@ -3086,7 +2668,7 @@
               <w:pStyle w:val="Compact"/>
             </w:pPr>
             <w:r>
-              <w:t xml:space="preserve">A structured way for one software system to talk to another. Used to connect Claude to Excel, LIMS, or other systems programmatically</w:t>
+              <w:t xml:space="preserve">A structured way for software systems to talk to each other — used to connect Claude to Excel, LIMS, or other systems</w:t>
             </w:r>
           </w:p>
         </w:tc>
@@ -3114,7 +2696,7 @@
               <w:pStyle w:val="Compact"/>
             </w:pPr>
             <w:r>
-              <w:t xml:space="preserve">A widely used programming language, particularly suited to data manipulation and automation. All code in this programme is AI-generated — no prior coding experience required</w:t>
+              <w:t xml:space="preserve">A widely used programming language suited to data manipulation and automation. All code is AI-generated — no prior experience required</w:t>
             </w:r>
           </w:p>
         </w:tc>
@@ -3142,7 +2724,7 @@
               <w:pStyle w:val="Compact"/>
             </w:pPr>
             <w:r>
-              <w:t xml:space="preserve">A JavaScript-based programming environment suited to building web-facing connectors and API integrations</w:t>
+              <w:t xml:space="preserve">A JavaScript-based environment for building web-facing connectors and API integrations</w:t>
             </w:r>
           </w:p>
         </w:tc>
@@ -3198,7 +2780,7 @@
               <w:pStyle w:val="Compact"/>
             </w:pPr>
             <w:r>
-              <w:t xml:space="preserve">A terminal-based tool that lets you run Claude directly from a command line or code environment</w:t>
+              <w:t xml:space="preserve">A terminal-based tool for running Claude directly from a command line or code environment</w:t>
             </w:r>
           </w:p>
         </w:tc>
@@ -3226,7 +2808,7 @@
               <w:pStyle w:val="Compact"/>
             </w:pPr>
             <w:r>
-              <w:t xml:space="preserve">An AI-powered code editor (IDE) where the AI participates in writing and explaining code as you work</w:t>
+              <w:t xml:space="preserve">An AI-powered code editor where the AI participates in writing and explaining code as you work</w:t>
             </w:r>
           </w:p>
         </w:tc>
@@ -3254,7 +2836,7 @@
               <w:pStyle w:val="Compact"/>
             </w:pPr>
             <w:r>
-              <w:t xml:space="preserve">A free, open-source tool for running AI language models locally on a server or laptop — no internet or cloud service required</w:t>
+              <w:t xml:space="preserve">A free, open-source tool for running AI models locally on a server — no internet or cloud service required</w:t>
             </w:r>
           </w:p>
         </w:tc>
@@ -3282,7 +2864,7 @@
               <w:pStyle w:val="Compact"/>
             </w:pPr>
             <w:r>
-              <w:t xml:space="preserve">A browser-based interface for accessing a locally running Ollama model — looks and feels like ChatGPT but runs entirely on SASA’s own hardware</w:t>
+              <w:t xml:space="preserve">A browser-based interface for a locally running Ollama model — looks like ChatGPT but runs on SASA’s own hardware</w:t>
             </w:r>
           </w:p>
         </w:tc>
@@ -3310,7 +2892,7 @@
               <w:pStyle w:val="Compact"/>
             </w:pPr>
             <w:r>
-              <w:t xml:space="preserve">An AI set up to complete a multi-step task autonomously — e.g., check LIMS data, detect an exception, draft an alert, and send it — without a human prompting each step</w:t>
+              <w:t xml:space="preserve">An AI set up to complete multi-step tasks autonomously — e.g., check data, detect an exception, draft an alert, send it — without a human prompting each step</w:t>
             </w:r>
           </w:p>
         </w:tc>
@@ -3338,7 +2920,7 @@
               <w:pStyle w:val="Compact"/>
             </w:pPr>
             <w:r>
-              <w:t xml:space="preserve">An open standard that allows AI models to connect to external tools and data sources (files, APIs, databases) in a controlled, auditable way</w:t>
+              <w:t xml:space="preserve">An open standard allowing AI models to connect to external tools and data sources in a controlled, auditable way</w:t>
             </w:r>
           </w:p>
         </w:tc>
@@ -3366,63 +2948,7 @@
               <w:pStyle w:val="Compact"/>
             </w:pPr>
             <w:r>
-              <w:t xml:space="preserve">An open-source, self-hostable workflow automation tool (similar to Zapier) used to build agentic pipelines. Free and runs on SASA’s own infrastructure</w:t>
-            </w:r>
-          </w:p>
-        </w:tc>
-      </w:tr>
-      <w:tr>
-        <w:tc>
-          <w:tcPr/>
-          <w:p>
-            <w:pPr>
-              <w:pStyle w:val="Compact"/>
-            </w:pPr>
-            <w:r>
-              <w:rPr>
-                <w:b/>
-                <w:bCs/>
-              </w:rPr>
-              <w:t xml:space="preserve">RAG pipeline</w:t>
-            </w:r>
-          </w:p>
-        </w:tc>
-        <w:tc>
-          <w:tcPr/>
-          <w:p>
-            <w:pPr>
-              <w:pStyle w:val="Compact"/>
-            </w:pPr>
-            <w:r>
-              <w:t xml:space="preserve">The full chain: document store → retrieval of relevant chunks → AI generates response grounded in those chunks — the architecture behind local document Q&amp;A</w:t>
-            </w:r>
-          </w:p>
-        </w:tc>
-      </w:tr>
-      <w:tr>
-        <w:tc>
-          <w:tcPr/>
-          <w:p>
-            <w:pPr>
-              <w:pStyle w:val="Compact"/>
-            </w:pPr>
-            <w:r>
-              <w:rPr>
-                <w:b/>
-                <w:bCs/>
-              </w:rPr>
-              <w:t xml:space="preserve">Fine-tuning</w:t>
-            </w:r>
-          </w:p>
-        </w:tc>
-        <w:tc>
-          <w:tcPr/>
-          <w:p>
-            <w:pPr>
-              <w:pStyle w:val="Compact"/>
-            </w:pPr>
-            <w:r>
-              <w:t xml:space="preserve">Training an AI model on specific data to improve its performance on a narrow task. Not used in this programme — prompting and RAG achieve the same goals without the cost and complexity</w:t>
+              <w:t xml:space="preserve">An open-source, self-hostable workflow automation tool used to build agentic pipelines — free, runs on SASA’s own infrastructure</w:t>
             </w:r>
           </w:p>
         </w:tc>
@@ -3450,7 +2976,7 @@
               <w:pStyle w:val="Compact"/>
             </w:pPr>
             <w:r>
-              <w:t xml:space="preserve">SASA’s laboratory data management system. A key integration target for AI-driven exception detection and alerting</w:t>
+              <w:t xml:space="preserve">SASA’s laboratory data management system — a key integration target for AI-driven exception detection</w:t>
             </w:r>
           </w:p>
         </w:tc>
@@ -3478,35 +3004,7 @@
               <w:pStyle w:val="Compact"/>
             </w:pPr>
             <w:r>
-              <w:t xml:space="preserve">SASA’s laboratory instrument automation system. Feeds data into LIMS — an upstream integration point for catching instrument drift and anomalies</w:t>
-            </w:r>
-          </w:p>
-        </w:tc>
-      </w:tr>
-      <w:tr>
-        <w:tc>
-          <w:tcPr/>
-          <w:p>
-            <w:pPr>
-              <w:pStyle w:val="Compact"/>
-            </w:pPr>
-            <w:r>
-              <w:rPr>
-                <w:b/>
-                <w:bCs/>
-              </w:rPr>
-              <w:t xml:space="preserve">Embedding</w:t>
-            </w:r>
-          </w:p>
-        </w:tc>
-        <w:tc>
-          <w:tcPr/>
-          <w:p>
-            <w:pPr>
-              <w:pStyle w:val="Compact"/>
-            </w:pPr>
-            <w:r>
-              <w:t xml:space="preserve">A numerical representation of text that allows AI systems to measure similarity between documents — the technical mechanism behind RAG retrieval</w:t>
+              <w:t xml:space="preserve">SASA’s laboratory instrument automation system — feeds data into LIMS; an upstream integration point for anomaly detection</w:t>
             </w:r>
           </w:p>
         </w:tc>
@@ -3534,7 +3032,7 @@
               <w:pStyle w:val="Compact"/>
             </w:pPr>
             <w:r>
-              <w:t xml:space="preserve">Microsoft’s document management and collaboration platform, already in use at SASA. Used in this programme as a notification and document-storage layer</w:t>
+              <w:t xml:space="preserve">Microsoft’s document management platform, already in use at SASA — used as a notification and document-storage layer</w:t>
             </w:r>
           </w:p>
         </w:tc>
@@ -3556,7 +3054,7 @@
           <w:i/>
           <w:iCs/>
         </w:rPr>
-        <w:t xml:space="preserve">To confirm your interest or discuss scheduling, please respond to this proposal. A signed acceptance or purchase order constitutes agreement to the terms outlined above. All documentation must be received by Wednesday, 25 March 2026.</w:t>
+        <w:t xml:space="preserve">To confirm your interest or discuss scheduling, please respond to this proposal. A signed acceptance or purchase order constitutes agreement to proceed. All documentation must be received by Wednesday, 25 March 2026.</w:t>
       </w:r>
     </w:p>
     <w:p>
@@ -3601,8 +3099,8 @@
         <w:t xml:space="preserve">[Company / Trading Name]</w:t>
       </w:r>
     </w:p>
-    <w:bookmarkEnd w:id="31"/>
-    <w:bookmarkEnd w:id="32"/>
+    <w:bookmarkEnd w:id="28"/>
+    <w:bookmarkEnd w:id="29"/>
     <w:sectPr>
       <w:footnotePr>
         <w:numRestart w:val="eachSect"/>
@@ -3713,8 +3211,114 @@
       </w:pPr>
     </w:lvl>
   </w:abstractNum>
+  <w:abstractNum w:abstractNumId="991">
+    <w:nsid w:val="0000A991"/>
+    <w:multiLevelType w:val="multilevel"/>
+    <w:lvl w:ilvl="0">
+      <w:numFmt w:val="bullet"/>
+      <w:lvlText w:val=""/>
+      <w:lvlJc w:val="left"/>
+      <w:pPr>
+        <w:ind w:left="720" w:hanging="360"/>
+      </w:pPr>
+      <w:rPr>
+        <w:rFonts w:ascii="Symbol" w:hAnsi="Symbol" w:cs="Symbol" w:hint="default"/>
+      </w:rPr>
+    </w:lvl>
+    <w:lvl w:ilvl="1">
+      <w:numFmt w:val="bullet"/>
+      <w:lvlText w:val="o"/>
+      <w:lvlJc w:val="left"/>
+      <w:pPr>
+        <w:ind w:left="1440" w:hanging="360"/>
+      </w:pPr>
+      <w:rPr>
+        <w:rFonts w:ascii="Courier New" w:hAnsi="Courier New" w:cs="Courier New" w:hint="default"/>
+      </w:rPr>
+    </w:lvl>
+    <w:lvl w:ilvl="2">
+      <w:numFmt w:val="bullet"/>
+      <w:lvlText w:val=""/>
+      <w:lvlJc w:val="left"/>
+      <w:pPr>
+        <w:ind w:left="2160" w:hanging="360"/>
+      </w:pPr>
+      <w:rPr>
+        <w:rFonts w:ascii="Wingdings" w:hAnsi="Wingdings" w:cs="Wingdings" w:hint="default"/>
+      </w:rPr>
+    </w:lvl>
+    <w:lvl w:ilvl="3">
+      <w:numFmt w:val="bullet"/>
+      <w:lvlText w:val=""/>
+      <w:lvlJc w:val="left"/>
+      <w:pPr>
+        <w:ind w:left="2880" w:hanging="360"/>
+      </w:pPr>
+      <w:rPr>
+        <w:rFonts w:ascii="Symbol" w:hAnsi="Symbol" w:cs="Symbol" w:hint="default"/>
+      </w:rPr>
+    </w:lvl>
+    <w:lvl w:ilvl="4">
+      <w:numFmt w:val="bullet"/>
+      <w:lvlText w:val="o"/>
+      <w:lvlJc w:val="left"/>
+      <w:pPr>
+        <w:ind w:left="3600" w:hanging="360"/>
+      </w:pPr>
+      <w:rPr>
+        <w:rFonts w:ascii="Courier New" w:hAnsi="Courier New" w:cs="Courier New" w:hint="default"/>
+      </w:rPr>
+    </w:lvl>
+    <w:lvl w:ilvl="5">
+      <w:numFmt w:val="bullet"/>
+      <w:lvlText w:val=""/>
+      <w:lvlJc w:val="left"/>
+      <w:pPr>
+        <w:ind w:left="4320" w:hanging="360"/>
+      </w:pPr>
+      <w:rPr>
+        <w:rFonts w:ascii="Wingdings" w:hAnsi="Wingdings" w:cs="Wingdings" w:hint="default"/>
+      </w:rPr>
+    </w:lvl>
+    <w:lvl w:ilvl="6">
+      <w:numFmt w:val="bullet"/>
+      <w:lvlText w:val=""/>
+      <w:lvlJc w:val="left"/>
+      <w:pPr>
+        <w:ind w:left="5040" w:hanging="360"/>
+      </w:pPr>
+      <w:rPr>
+        <w:rFonts w:ascii="Symbol" w:hAnsi="Symbol" w:cs="Symbol" w:hint="default"/>
+      </w:rPr>
+    </w:lvl>
+    <w:lvl w:ilvl="7">
+      <w:numFmt w:val="bullet"/>
+      <w:lvlText w:val="o"/>
+      <w:lvlJc w:val="left"/>
+      <w:pPr>
+        <w:ind w:left="5760" w:hanging="360"/>
+      </w:pPr>
+      <w:rPr>
+        <w:rFonts w:ascii="Courier New" w:hAnsi="Courier New" w:cs="Courier New" w:hint="default"/>
+      </w:rPr>
+    </w:lvl>
+    <w:lvl w:ilvl="8">
+      <w:numFmt w:val="bullet"/>
+      <w:lvlText w:val=""/>
+      <w:lvlJc w:val="left"/>
+      <w:pPr>
+        <w:ind w:left="6480" w:hanging="360"/>
+      </w:pPr>
+      <w:rPr>
+        <w:rFonts w:ascii="Wingdings" w:hAnsi="Wingdings" w:cs="Wingdings" w:hint="default"/>
+      </w:rPr>
+    </w:lvl>
+  </w:abstractNum>
   <w:num w:numId="1000">
     <w:abstractNumId w:val="990"/>
+  </w:num>
+  <w:num w:numId="1001">
+    <w:abstractNumId w:val="991"/>
   </w:num>
 </w:numbering>
 </file>
